--- a/res/synthetic_fascicoli/fascicoli/fascicolo_sintetico_038/sentenza.docx
+++ b/res/synthetic_fascicoli/fascicoli/fascicolo_sintetico_038/sentenza.docx
@@ -338,7 +338,7 @@
               <w:rStyle w:val="PlaceholderText"/>
               <w:lang w:val="en-US"/>
             </w:rPr>
-            <w:t>777/2024</w:t>
+            <w:t>579/2024</w:t>
           </w:r>
         </w:sdtContent>
       </w:sdt>
@@ -400,7 +400,7 @@
               <w:rStyle w:val="PlaceholderText"/>
               <w:lang w:val="en-US"/>
             </w:rPr>
-            <w:t>Francesca Leoni</w:t>
+            <w:t>Pedro Souza-Nunes-Souza, Beatriz Nunes</w:t>
           </w:r>
         </w:sdtContent>
       </w:sdt>
@@ -444,7 +444,7 @@
               <w:rStyle w:val="PlaceholderText"/>
               <w:lang w:val="en-US"/>
             </w:rPr>
-            <w:t>Marco Moretti</w:t>
+            <w:t>Jose Mendes</w:t>
           </w:r>
         </w:sdtContent>
       </w:sdt>
@@ -805,7 +805,7 @@
             <w:rPr>
               <w:rStyle w:val="PlaceholderText"/>
             </w:rPr>
-            <w:t>19-03-2025</w:t>
+            <w:t>22-03-2024</w:t>
           </w:r>
         </w:sdtContent>
       </w:sdt>
@@ -909,7 +909,7 @@
               <w:rStyle w:val="PlaceholderText"/>
               <w:lang w:val="en-US"/>
             </w:rPr>
-            <w:t>Il Ministero dell'Interno, tramite l'Avvocatura Distrettuale dello Stato di Brescia, si è costituito in giudizio il 10-11-2025.</w:t>
+            <w:t>Il Ministero dell'Interno, tramite l'Avvocatura Distrettuale dello Stato di Brescia, si è costituito in giudizio il 01-03-2025.</w:t>
           </w:r>
         </w:sdtContent>
       </w:sdt>
@@ -1034,7 +1034,7 @@
             <w:rPr>
               <w:rStyle w:val="PlaceholderText"/>
             </w:rPr>
-            <w:t>Francesca Luigi Leoni</w:t>
+            <w:t>Rafael Miguel Araujo</w:t>
           </w:r>
         </w:sdtContent>
       </w:sdt>
@@ -1092,7 +1092,7 @@
               <w:rStyle w:val="PlaceholderText"/>
               <w:lang w:val="en-US"/>
             </w:rPr>
-            <w:t>Mantova</w:t>
+            <w:t>Bergamo</w:t>
           </w:r>
         </w:sdtContent>
       </w:sdt>
@@ -1149,7 +1149,7 @@
               <w:rStyle w:val="PlaceholderText"/>
               <w:lang w:val="en-US"/>
             </w:rPr>
-            <w:t>21-03-1958</w:t>
+            <w:t>09-03-1857</w:t>
           </w:r>
         </w:sdtContent>
       </w:sdt>
@@ -1368,7 +1368,8 @@
               <w:rStyle w:val="PlaceholderText"/>
               <w:lang w:val="en-US"/>
             </w:rPr>
-            <w:t>Linea di discendenza allegata: Francesca Luigi Leoni -&gt; Davide Lombardi -&gt; Sara Marini -&gt; Giulia Conti -&gt; Francesca Leoni</w:t>
+            <w:t>Linea di discendenza ricostruita da certificati esteri e italiani allegati al fascicolo. Nel ricorso risultano varianti anagrafiche/pseudonimi: Rafael Miguel Araujo (alias: Rafael Arauji); Pedro Souza-Nunes (alias: Pedro Souz). Nel ricorso sono dichiarati i seguenti alias/pseudonimi: Rafael Araujo.
+Linea di discendenza allegata: Rafael Miguel Araujo -&gt; Diego Luis Costa Araujo -&gt; Joao Mendes Costa -&gt; Mateus Luis Souza -&gt; Beatriz Nunes -&gt; Pedro Souza-Nunes</w:t>
           </w:r>
         </w:sdtContent>
       </w:sdt>
@@ -2977,7 +2978,7 @@
               <w:rFonts w:ascii="Garamond" w:hAnsi="Garamond"/>
               <w:bCs/>
             </w:rPr>
-            <w:t/>
+            <w:t>4.2. La domanda presentata iure matrimonii è improcedibile.</w:t>
           </w:r>
           <w:proofErr w:type="spellStart"/>
           <w:proofErr w:type="spellEnd"/>
@@ -3013,7 +3014,7 @@
               <w:rFonts w:ascii="Garamond" w:hAnsi="Garamond"/>
               <w:bCs/>
             </w:rPr>
-            <w:t/>
+            <w:t>La giurisprudenza, infatti, ha ammesso la domanda iure sanguinis in ragione delle note liste d'attesa dinanzi ai Consolati italiani, ma nessuna deroga è stata prevista per la cittadinanza acquisita tramite matrimonio (da chiedere prima in via amministrativa, cfr. Direttiva del Ministero dell'Interno n. 12A04741 del 7.3.12). Inoltre, l'art. 4 co. 5 II periodo del D.Lgs. n. 13/17 (sopra riportato) ha disciplinato la competenza territoriale con esclusivo riguardo al Comune di nascita dell'avo, ossia per la cittadinanza ottenuta in virtù della discendenza. Occorre infine considerare che, fino al passaggio in giudicato di questa sentenza, non può dirsi definitivamente acquisito lo status di cittadino del coniuge, presupposto necessario della domanda per matrimonio.</w:t>
           </w:r>
           <w:proofErr w:type="spellStart"/>
           <w:proofErr w:type="spellEnd"/>
@@ -3145,7 +3146,7 @@
               <w:rFonts w:ascii="Garamond" w:hAnsi="Garamond"/>
               <w:bCs/>
             </w:rPr>
-            <w:t/>
+            <w:t>Questo vale anche nei confronti delle parti le cui domande sono state dichiarate inammissibili o improcedibili (viste la serialità della questione per l'Avvocatura dello Stato e la natura prettamente formale della sua costituzione).</w:t>
           </w:r>
         </w:p>
       </w:sdtContent>
@@ -3247,7 +3248,9 @@
               <w:rStyle w:val="PlaceholderText"/>
               <w:lang w:val="en-US"/>
             </w:rPr>
-            <w:t>Francesca Leoni, nata a Porto Alegre il 09-11-1996</w:t>
+            <w:t>Pedro Souza-Nunes-Souza, nato/a a Salvador il 11-09-1998</w:t>
+            <w:br/>
+            <w:t>Beatriz Nunes, nato/a a Belo Horizonte il 13-02-2004</w:t>
           </w:r>
         </w:p>
       </w:sdtContent>
@@ -3294,7 +3297,7 @@
             <w:rPr>
               <w:rStyle w:val="PlaceholderText"/>
             </w:rPr>
-            <w:t>è cittadina italiana</w:t>
+            <w:t>sono cittadini italiani</w:t>
           </w:r>
         </w:sdtContent>
       </w:sdt>
@@ -3397,7 +3400,7 @@
               <w:rStyle w:val="PlaceholderText"/>
               <w:lang w:val="en-US"/>
             </w:rPr>
-            <w:t/>
+            <w:t>dichiara improcedibile la domanda presentata da Mateus Souza;</w:t>
           </w:r>
         </w:p>
       </w:sdtContent>
